--- a/docs/levels/Уровень 3 (сетка 4×4).docx
+++ b/docs/levels/Уровень 3 (сетка 4×4).docx
@@ -76,6 +76,7 @@
     </w:p>
     <w:tbl>
       <w:tblPr>
+        <w:tblW w:w="0" w:type="auto"/>
         <w:tblBorders>
           <w:top w:val="single" w:sz="4" w:space="0" w:color="808080"/>
           <w:left w:val="single" w:sz="4" w:space="0" w:color="808080"/>
@@ -84,10 +85,20 @@
           <w:insideH w:val="single" w:sz="4" w:space="0" w:color="808080"/>
           <w:insideV w:val="single" w:sz="4" w:space="0" w:color="808080"/>
         </w:tblBorders>
+        <w:tblLayout w:type="autofit"/>
       </w:tblPr>
-      <w:tr>
-        <w:tc>
-          <w:tcPr/>
+      <w:tblGrid>
+        <w:gridCol w:w="1872"/>
+        <w:gridCol w:w="1872"/>
+        <w:gridCol w:w="1872"/>
+        <w:gridCol w:w="1872"/>
+        <w:gridCol w:w="1872"/>
+      </w:tblGrid>
+      <w:tr>
+        <w:tc>
+          <w:tcPr>
+            <w:tcW w:w="1872" w:type="dxa"/>
+          </w:tcPr>
           <w:p>
             <w:r>
               <w:t xml:space="preserve"/>
@@ -95,7 +106,9 @@
           </w:p>
         </w:tc>
         <w:tc>
-          <w:tcPr/>
+          <w:tcPr>
+            <w:tcW w:w="1872" w:type="dxa"/>
+          </w:tcPr>
           <w:p>
             <w:r>
               <w:t xml:space="preserve">Ст. 1</w:t>
@@ -103,7 +116,9 @@
           </w:p>
         </w:tc>
         <w:tc>
-          <w:tcPr/>
+          <w:tcPr>
+            <w:tcW w:w="1872" w:type="dxa"/>
+          </w:tcPr>
           <w:p>
             <w:r>
               <w:t xml:space="preserve">Ст. 2</w:t>
@@ -111,7 +126,9 @@
           </w:p>
         </w:tc>
         <w:tc>
-          <w:tcPr/>
+          <w:tcPr>
+            <w:tcW w:w="1872" w:type="dxa"/>
+          </w:tcPr>
           <w:p>
             <w:r>
               <w:t xml:space="preserve">Ст. 3</w:t>
@@ -119,7 +136,9 @@
           </w:p>
         </w:tc>
         <w:tc>
-          <w:tcPr/>
+          <w:tcPr>
+            <w:tcW w:w="1872" w:type="dxa"/>
+          </w:tcPr>
           <w:p>
             <w:r>
               <w:t xml:space="preserve">Ст. 4</w:t>
@@ -129,7 +148,9 @@
       </w:tr>
       <w:tr>
         <w:tc>
-          <w:tcPr/>
+          <w:tcPr>
+            <w:tcW w:w="1872" w:type="dxa"/>
+          </w:tcPr>
           <w:p>
             <w:r>
               <w:t xml:space="preserve">Строка 1</w:t>
@@ -137,7 +158,9 @@
           </w:p>
         </w:tc>
         <w:tc>
-          <w:tcPr/>
+          <w:tcPr>
+            <w:tcW w:w="1872" w:type="dxa"/>
+          </w:tcPr>
           <w:p>
             <w:r>
               <w:t xml:space="preserve">11</w:t>
@@ -145,7 +168,9 @@
           </w:p>
         </w:tc>
         <w:tc>
-          <w:tcPr/>
+          <w:tcPr>
+            <w:tcW w:w="1872" w:type="dxa"/>
+          </w:tcPr>
           <w:p>
             <w:r>
               <w:t xml:space="preserve">21</w:t>
@@ -153,7 +178,9 @@
           </w:p>
         </w:tc>
         <w:tc>
-          <w:tcPr/>
+          <w:tcPr>
+            <w:tcW w:w="1872" w:type="dxa"/>
+          </w:tcPr>
           <w:p>
             <w:r>
               <w:t xml:space="preserve">31</w:t>
@@ -161,7 +188,9 @@
           </w:p>
         </w:tc>
         <w:tc>
-          <w:tcPr/>
+          <w:tcPr>
+            <w:tcW w:w="1872" w:type="dxa"/>
+          </w:tcPr>
           <w:p>
             <w:r>
               <w:t xml:space="preserve">41</w:t>
@@ -171,7 +200,9 @@
       </w:tr>
       <w:tr>
         <w:tc>
-          <w:tcPr/>
+          <w:tcPr>
+            <w:tcW w:w="1872" w:type="dxa"/>
+          </w:tcPr>
           <w:p>
             <w:r>
               <w:t xml:space="preserve">Строка 2</w:t>
@@ -179,7 +210,9 @@
           </w:p>
         </w:tc>
         <w:tc>
-          <w:tcPr/>
+          <w:tcPr>
+            <w:tcW w:w="1872" w:type="dxa"/>
+          </w:tcPr>
           <w:p>
             <w:r>
               <w:t xml:space="preserve">12</w:t>
@@ -187,7 +220,9 @@
           </w:p>
         </w:tc>
         <w:tc>
-          <w:tcPr/>
+          <w:tcPr>
+            <w:tcW w:w="1872" w:type="dxa"/>
+          </w:tcPr>
           <w:p>
             <w:r>
               <w:t xml:space="preserve">22</w:t>
@@ -195,7 +230,9 @@
           </w:p>
         </w:tc>
         <w:tc>
-          <w:tcPr/>
+          <w:tcPr>
+            <w:tcW w:w="1872" w:type="dxa"/>
+          </w:tcPr>
           <w:p>
             <w:r>
               <w:t xml:space="preserve">32</w:t>
@@ -203,7 +240,9 @@
           </w:p>
         </w:tc>
         <w:tc>
-          <w:tcPr/>
+          <w:tcPr>
+            <w:tcW w:w="1872" w:type="dxa"/>
+          </w:tcPr>
           <w:p>
             <w:r>
               <w:t xml:space="preserve">42</w:t>
@@ -213,7 +252,9 @@
       </w:tr>
       <w:tr>
         <w:tc>
-          <w:tcPr/>
+          <w:tcPr>
+            <w:tcW w:w="1872" w:type="dxa"/>
+          </w:tcPr>
           <w:p>
             <w:r>
               <w:t xml:space="preserve">Строка 3</w:t>
@@ -221,7 +262,9 @@
           </w:p>
         </w:tc>
         <w:tc>
-          <w:tcPr/>
+          <w:tcPr>
+            <w:tcW w:w="1872" w:type="dxa"/>
+          </w:tcPr>
           <w:p>
             <w:r>
               <w:t xml:space="preserve">13</w:t>
@@ -229,7 +272,9 @@
           </w:p>
         </w:tc>
         <w:tc>
-          <w:tcPr/>
+          <w:tcPr>
+            <w:tcW w:w="1872" w:type="dxa"/>
+          </w:tcPr>
           <w:p>
             <w:r>
               <w:t xml:space="preserve">23</w:t>
@@ -237,7 +282,9 @@
           </w:p>
         </w:tc>
         <w:tc>
-          <w:tcPr/>
+          <w:tcPr>
+            <w:tcW w:w="1872" w:type="dxa"/>
+          </w:tcPr>
           <w:p>
             <w:r>
               <w:t xml:space="preserve">33</w:t>
@@ -245,7 +292,9 @@
           </w:p>
         </w:tc>
         <w:tc>
-          <w:tcPr/>
+          <w:tcPr>
+            <w:tcW w:w="1872" w:type="dxa"/>
+          </w:tcPr>
           <w:p>
             <w:r>
               <w:t xml:space="preserve">43</w:t>
@@ -255,7 +304,9 @@
       </w:tr>
       <w:tr>
         <w:tc>
-          <w:tcPr/>
+          <w:tcPr>
+            <w:tcW w:w="1872" w:type="dxa"/>
+          </w:tcPr>
           <w:p>
             <w:r>
               <w:t xml:space="preserve">Строка 4</w:t>
@@ -263,7 +314,9 @@
           </w:p>
         </w:tc>
         <w:tc>
-          <w:tcPr/>
+          <w:tcPr>
+            <w:tcW w:w="1872" w:type="dxa"/>
+          </w:tcPr>
           <w:p>
             <w:r>
               <w:t xml:space="preserve">14</w:t>
@@ -271,7 +324,9 @@
           </w:p>
         </w:tc>
         <w:tc>
-          <w:tcPr/>
+          <w:tcPr>
+            <w:tcW w:w="1872" w:type="dxa"/>
+          </w:tcPr>
           <w:p>
             <w:r>
               <w:t xml:space="preserve">24</w:t>
@@ -279,7 +334,9 @@
           </w:p>
         </w:tc>
         <w:tc>
-          <w:tcPr/>
+          <w:tcPr>
+            <w:tcW w:w="1872" w:type="dxa"/>
+          </w:tcPr>
           <w:p>
             <w:r>
               <w:t xml:space="preserve">34</w:t>
@@ -287,7 +344,9 @@
           </w:p>
         </w:tc>
         <w:tc>
-          <w:tcPr/>
+          <w:tcPr>
+            <w:tcW w:w="1872" w:type="dxa"/>
+          </w:tcPr>
           <w:p>
             <w:r>
               <w:t xml:space="preserve">44</w:t>
@@ -318,6 +377,7 @@
     </w:p>
     <w:tbl>
       <w:tblPr>
+        <w:tblW w:w="0" w:type="auto"/>
         <w:tblBorders>
           <w:top w:val="single" w:sz="4" w:space="0" w:color="808080"/>
           <w:left w:val="single" w:sz="4" w:space="0" w:color="808080"/>
@@ -326,10 +386,19 @@
           <w:insideH w:val="single" w:sz="4" w:space="0" w:color="808080"/>
           <w:insideV w:val="single" w:sz="4" w:space="0" w:color="808080"/>
         </w:tblBorders>
+        <w:tblLayout w:type="autofit"/>
       </w:tblPr>
-      <w:tr>
-        <w:tc>
-          <w:tcPr/>
+      <w:tblGrid>
+        <w:gridCol w:w="2340"/>
+        <w:gridCol w:w="2340"/>
+        <w:gridCol w:w="2340"/>
+        <w:gridCol w:w="2340"/>
+      </w:tblGrid>
+      <w:tr>
+        <w:tc>
+          <w:tcPr>
+            <w:tcW w:w="2340" w:type="dxa"/>
+          </w:tcPr>
           <w:p>
             <w:r>
               <w:t xml:space="preserve">Тип хода</w:t>
@@ -337,7 +406,9 @@
           </w:p>
         </w:tc>
         <w:tc>
-          <w:tcPr/>
+          <w:tcPr>
+            <w:tcW w:w="2340" w:type="dxa"/>
+          </w:tcPr>
           <w:p>
             <w:r>
               <w:t xml:space="preserve">Вариаций</w:t>
@@ -345,7 +416,9 @@
           </w:p>
         </w:tc>
         <w:tc>
-          <w:tcPr/>
+          <w:tcPr>
+            <w:tcW w:w="2340" w:type="dxa"/>
+          </w:tcPr>
           <w:p>
             <w:r>
               <w:t xml:space="preserve">Шагов за ход</w:t>
@@ -353,7 +426,9 @@
           </w:p>
         </w:tc>
         <w:tc>
-          <w:tcPr/>
+          <w:tcPr>
+            <w:tcW w:w="2340" w:type="dxa"/>
+          </w:tcPr>
           <w:p>
             <w:r>
               <w:t xml:space="preserve">Всего шагов</w:t>
@@ -363,7 +438,9 @@
       </w:tr>
       <w:tr>
         <w:tc>
-          <w:tcPr/>
+          <w:tcPr>
+            <w:tcW w:w="2340" w:type="dxa"/>
+          </w:tcPr>
           <w:p>
             <w:r>
               <w:t xml:space="preserve">Прямые на 2 клетки</w:t>
@@ -371,7 +448,9 @@
           </w:p>
         </w:tc>
         <w:tc>
-          <w:tcPr/>
+          <w:tcPr>
+            <w:tcW w:w="2340" w:type="dxa"/>
+          </w:tcPr>
           <w:p>
             <w:r>
               <w:t xml:space="preserve">4</w:t>
@@ -379,15 +458,19 @@
           </w:p>
         </w:tc>
         <w:tc>
-          <w:tcPr/>
-          <w:p>
-            <w:r>
-              <w:t xml:space="preserve">2</w:t>
-            </w:r>
-          </w:p>
-        </w:tc>
-        <w:tc>
-          <w:tcPr/>
+          <w:tcPr>
+            <w:tcW w:w="2340" w:type="dxa"/>
+          </w:tcPr>
+          <w:p>
+            <w:r>
+              <w:t xml:space="preserve">2</w:t>
+            </w:r>
+          </w:p>
+        </w:tc>
+        <w:tc>
+          <w:tcPr>
+            <w:tcW w:w="2340" w:type="dxa"/>
+          </w:tcPr>
           <w:p>
             <w:r>
               <w:t xml:space="preserve">8</w:t>
@@ -397,7 +480,9 @@
       </w:tr>
       <w:tr>
         <w:tc>
-          <w:tcPr/>
+          <w:tcPr>
+            <w:tcW w:w="2340" w:type="dxa"/>
+          </w:tcPr>
           <w:p>
             <w:r>
               <w:t xml:space="preserve">Итого</w:t>
@@ -405,7 +490,9 @@
           </w:p>
         </w:tc>
         <w:tc>
-          <w:tcPr/>
+          <w:tcPr>
+            <w:tcW w:w="2340" w:type="dxa"/>
+          </w:tcPr>
           <w:p>
             <w:r>
               <w:t xml:space="preserve">4</w:t>
@@ -413,7 +500,9 @@
           </w:p>
         </w:tc>
         <w:tc>
-          <w:tcPr/>
+          <w:tcPr>
+            <w:tcW w:w="2340" w:type="dxa"/>
+          </w:tcPr>
           <w:p>
             <w:r>
               <w:t xml:space="preserve">—</w:t>
@@ -421,7 +510,9 @@
           </w:p>
         </w:tc>
         <w:tc>
-          <w:tcPr/>
+          <w:tcPr>
+            <w:tcW w:w="2340" w:type="dxa"/>
+          </w:tcPr>
           <w:p>
             <w:r>
               <w:t xml:space="preserve">8</w:t>
@@ -437,11 +528,12 @@
           <w:b/>
           <w:sz w:val="28"/>
         </w:rPr>
-        <w:t xml:space="preserve">4. Все 4 вариаций ходов</w:t>
+        <w:t xml:space="preserve">4. Все 4 вариации ходов</w:t>
       </w:r>
     </w:p>
     <w:tbl>
       <w:tblPr>
+        <w:tblW w:w="0" w:type="auto"/>
         <w:tblBorders>
           <w:top w:val="single" w:sz="4" w:space="0" w:color="808080"/>
           <w:left w:val="single" w:sz="4" w:space="0" w:color="808080"/>
@@ -450,10 +542,17 @@
           <w:insideH w:val="single" w:sz="4" w:space="0" w:color="808080"/>
           <w:insideV w:val="single" w:sz="4" w:space="0" w:color="808080"/>
         </w:tblBorders>
+        <w:tblLayout w:type="autofit"/>
       </w:tblPr>
-      <w:tr>
-        <w:tc>
-          <w:tcPr/>
+      <w:tblGrid>
+        <w:gridCol w:w="4680"/>
+        <w:gridCol w:w="4680"/>
+      </w:tblGrid>
+      <w:tr>
+        <w:tc>
+          <w:tcPr>
+            <w:tcW w:w="4680" w:type="dxa"/>
+          </w:tcPr>
           <w:p>
             <w:r>
               <w:t xml:space="preserve">Прямые на 2 клетки (4)</w:t>
@@ -461,7 +560,9 @@
           </w:p>
         </w:tc>
         <w:tc>
-          <w:tcPr/>
+          <w:tcPr>
+            <w:tcW w:w="4680" w:type="dxa"/>
+          </w:tcPr>
           <w:p>
             <w:r>
               <w:t xml:space="preserve">ЛЛ · ПП · ВВ · НН</w:t>
@@ -487,7 +588,7 @@
     </w:p>
     <w:p>
       <w:r>
-        <w:t xml:space="preserve">16 клеток × 4 ходов = 64 вариаций.</w:t>
+        <w:t xml:space="preserve">16 клеток × 4 хода = 64 вариации.</w:t>
       </w:r>
     </w:p>
     <w:p>
@@ -526,6 +627,7 @@
     </w:p>
     <w:tbl>
       <w:tblPr>
+        <w:tblW w:w="0" w:type="auto"/>
         <w:tblBorders>
           <w:top w:val="single" w:sz="4" w:space="0" w:color="808080"/>
           <w:left w:val="single" w:sz="4" w:space="0" w:color="808080"/>
@@ -534,10 +636,20 @@
           <w:insideH w:val="single" w:sz="4" w:space="0" w:color="808080"/>
           <w:insideV w:val="single" w:sz="4" w:space="0" w:color="808080"/>
         </w:tblBorders>
+        <w:tblLayout w:type="autofit"/>
       </w:tblPr>
-      <w:tr>
-        <w:tc>
-          <w:tcPr/>
+      <w:tblGrid>
+        <w:gridCol w:w="1872"/>
+        <w:gridCol w:w="1872"/>
+        <w:gridCol w:w="1872"/>
+        <w:gridCol w:w="1872"/>
+        <w:gridCol w:w="1872"/>
+      </w:tblGrid>
+      <w:tr>
+        <w:tc>
+          <w:tcPr>
+            <w:tcW w:w="1872" w:type="dxa"/>
+          </w:tcPr>
           <w:p>
             <w:r>
               <w:t xml:space="preserve"/>
@@ -545,7 +657,9 @@
           </w:p>
         </w:tc>
         <w:tc>
-          <w:tcPr/>
+          <w:tcPr>
+            <w:tcW w:w="1872" w:type="dxa"/>
+          </w:tcPr>
           <w:p>
             <w:r>
               <w:t xml:space="preserve">Ст. 1</w:t>
@@ -553,7 +667,9 @@
           </w:p>
         </w:tc>
         <w:tc>
-          <w:tcPr/>
+          <w:tcPr>
+            <w:tcW w:w="1872" w:type="dxa"/>
+          </w:tcPr>
           <w:p>
             <w:r>
               <w:t xml:space="preserve">Ст. 2</w:t>
@@ -561,7 +677,9 @@
           </w:p>
         </w:tc>
         <w:tc>
-          <w:tcPr/>
+          <w:tcPr>
+            <w:tcW w:w="1872" w:type="dxa"/>
+          </w:tcPr>
           <w:p>
             <w:r>
               <w:t xml:space="preserve">Ст. 3</w:t>
@@ -569,7 +687,9 @@
           </w:p>
         </w:tc>
         <w:tc>
-          <w:tcPr/>
+          <w:tcPr>
+            <w:tcW w:w="1872" w:type="dxa"/>
+          </w:tcPr>
           <w:p>
             <w:r>
               <w:t xml:space="preserve">Ст. 4</w:t>
@@ -579,7 +699,9 @@
       </w:tr>
       <w:tr>
         <w:tc>
-          <w:tcPr/>
+          <w:tcPr>
+            <w:tcW w:w="1872" w:type="dxa"/>
+          </w:tcPr>
           <w:p>
             <w:r>
               <w:t xml:space="preserve">Строка 1</w:t>
@@ -587,41 +709,51 @@
           </w:p>
         </w:tc>
         <w:tc>
-          <w:tcPr/>
-          <w:p>
-            <w:r>
-              <w:t xml:space="preserve">2</w:t>
-            </w:r>
-          </w:p>
-        </w:tc>
-        <w:tc>
-          <w:tcPr/>
-          <w:p>
-            <w:r>
-              <w:t xml:space="preserve">2</w:t>
-            </w:r>
-          </w:p>
-        </w:tc>
-        <w:tc>
-          <w:tcPr/>
-          <w:p>
-            <w:r>
-              <w:t xml:space="preserve">2</w:t>
-            </w:r>
-          </w:p>
-        </w:tc>
-        <w:tc>
-          <w:tcPr/>
-          <w:p>
-            <w:r>
-              <w:t xml:space="preserve">2</w:t>
-            </w:r>
-          </w:p>
-        </w:tc>
-      </w:tr>
-      <w:tr>
-        <w:tc>
-          <w:tcPr/>
+          <w:tcPr>
+            <w:tcW w:w="1872" w:type="dxa"/>
+          </w:tcPr>
+          <w:p>
+            <w:r>
+              <w:t xml:space="preserve">2</w:t>
+            </w:r>
+          </w:p>
+        </w:tc>
+        <w:tc>
+          <w:tcPr>
+            <w:tcW w:w="1872" w:type="dxa"/>
+          </w:tcPr>
+          <w:p>
+            <w:r>
+              <w:t xml:space="preserve">2</w:t>
+            </w:r>
+          </w:p>
+        </w:tc>
+        <w:tc>
+          <w:tcPr>
+            <w:tcW w:w="1872" w:type="dxa"/>
+          </w:tcPr>
+          <w:p>
+            <w:r>
+              <w:t xml:space="preserve">2</w:t>
+            </w:r>
+          </w:p>
+        </w:tc>
+        <w:tc>
+          <w:tcPr>
+            <w:tcW w:w="1872" w:type="dxa"/>
+          </w:tcPr>
+          <w:p>
+            <w:r>
+              <w:t xml:space="preserve">2</w:t>
+            </w:r>
+          </w:p>
+        </w:tc>
+      </w:tr>
+      <w:tr>
+        <w:tc>
+          <w:tcPr>
+            <w:tcW w:w="1872" w:type="dxa"/>
+          </w:tcPr>
           <w:p>
             <w:r>
               <w:t xml:space="preserve">Строка 2</w:t>
@@ -629,41 +761,51 @@
           </w:p>
         </w:tc>
         <w:tc>
-          <w:tcPr/>
-          <w:p>
-            <w:r>
-              <w:t xml:space="preserve">2</w:t>
-            </w:r>
-          </w:p>
-        </w:tc>
-        <w:tc>
-          <w:tcPr/>
-          <w:p>
-            <w:r>
-              <w:t xml:space="preserve">2</w:t>
-            </w:r>
-          </w:p>
-        </w:tc>
-        <w:tc>
-          <w:tcPr/>
-          <w:p>
-            <w:r>
-              <w:t xml:space="preserve">2</w:t>
-            </w:r>
-          </w:p>
-        </w:tc>
-        <w:tc>
-          <w:tcPr/>
-          <w:p>
-            <w:r>
-              <w:t xml:space="preserve">2</w:t>
-            </w:r>
-          </w:p>
-        </w:tc>
-      </w:tr>
-      <w:tr>
-        <w:tc>
-          <w:tcPr/>
+          <w:tcPr>
+            <w:tcW w:w="1872" w:type="dxa"/>
+          </w:tcPr>
+          <w:p>
+            <w:r>
+              <w:t xml:space="preserve">2</w:t>
+            </w:r>
+          </w:p>
+        </w:tc>
+        <w:tc>
+          <w:tcPr>
+            <w:tcW w:w="1872" w:type="dxa"/>
+          </w:tcPr>
+          <w:p>
+            <w:r>
+              <w:t xml:space="preserve">2</w:t>
+            </w:r>
+          </w:p>
+        </w:tc>
+        <w:tc>
+          <w:tcPr>
+            <w:tcW w:w="1872" w:type="dxa"/>
+          </w:tcPr>
+          <w:p>
+            <w:r>
+              <w:t xml:space="preserve">2</w:t>
+            </w:r>
+          </w:p>
+        </w:tc>
+        <w:tc>
+          <w:tcPr>
+            <w:tcW w:w="1872" w:type="dxa"/>
+          </w:tcPr>
+          <w:p>
+            <w:r>
+              <w:t xml:space="preserve">2</w:t>
+            </w:r>
+          </w:p>
+        </w:tc>
+      </w:tr>
+      <w:tr>
+        <w:tc>
+          <w:tcPr>
+            <w:tcW w:w="1872" w:type="dxa"/>
+          </w:tcPr>
           <w:p>
             <w:r>
               <w:t xml:space="preserve">Строка 3</w:t>
@@ -671,41 +813,51 @@
           </w:p>
         </w:tc>
         <w:tc>
-          <w:tcPr/>
-          <w:p>
-            <w:r>
-              <w:t xml:space="preserve">2</w:t>
-            </w:r>
-          </w:p>
-        </w:tc>
-        <w:tc>
-          <w:tcPr/>
-          <w:p>
-            <w:r>
-              <w:t xml:space="preserve">2</w:t>
-            </w:r>
-          </w:p>
-        </w:tc>
-        <w:tc>
-          <w:tcPr/>
-          <w:p>
-            <w:r>
-              <w:t xml:space="preserve">2</w:t>
-            </w:r>
-          </w:p>
-        </w:tc>
-        <w:tc>
-          <w:tcPr/>
-          <w:p>
-            <w:r>
-              <w:t xml:space="preserve">2</w:t>
-            </w:r>
-          </w:p>
-        </w:tc>
-      </w:tr>
-      <w:tr>
-        <w:tc>
-          <w:tcPr/>
+          <w:tcPr>
+            <w:tcW w:w="1872" w:type="dxa"/>
+          </w:tcPr>
+          <w:p>
+            <w:r>
+              <w:t xml:space="preserve">2</w:t>
+            </w:r>
+          </w:p>
+        </w:tc>
+        <w:tc>
+          <w:tcPr>
+            <w:tcW w:w="1872" w:type="dxa"/>
+          </w:tcPr>
+          <w:p>
+            <w:r>
+              <w:t xml:space="preserve">2</w:t>
+            </w:r>
+          </w:p>
+        </w:tc>
+        <w:tc>
+          <w:tcPr>
+            <w:tcW w:w="1872" w:type="dxa"/>
+          </w:tcPr>
+          <w:p>
+            <w:r>
+              <w:t xml:space="preserve">2</w:t>
+            </w:r>
+          </w:p>
+        </w:tc>
+        <w:tc>
+          <w:tcPr>
+            <w:tcW w:w="1872" w:type="dxa"/>
+          </w:tcPr>
+          <w:p>
+            <w:r>
+              <w:t xml:space="preserve">2</w:t>
+            </w:r>
+          </w:p>
+        </w:tc>
+      </w:tr>
+      <w:tr>
+        <w:tc>
+          <w:tcPr>
+            <w:tcW w:w="1872" w:type="dxa"/>
+          </w:tcPr>
           <w:p>
             <w:r>
               <w:t xml:space="preserve">Строка 4</w:t>
@@ -713,31 +865,39 @@
           </w:p>
         </w:tc>
         <w:tc>
-          <w:tcPr/>
-          <w:p>
-            <w:r>
-              <w:t xml:space="preserve">2</w:t>
-            </w:r>
-          </w:p>
-        </w:tc>
-        <w:tc>
-          <w:tcPr/>
-          <w:p>
-            <w:r>
-              <w:t xml:space="preserve">2</w:t>
-            </w:r>
-          </w:p>
-        </w:tc>
-        <w:tc>
-          <w:tcPr/>
-          <w:p>
-            <w:r>
-              <w:t xml:space="preserve">2</w:t>
-            </w:r>
-          </w:p>
-        </w:tc>
-        <w:tc>
-          <w:tcPr/>
+          <w:tcPr>
+            <w:tcW w:w="1872" w:type="dxa"/>
+          </w:tcPr>
+          <w:p>
+            <w:r>
+              <w:t xml:space="preserve">2</w:t>
+            </w:r>
+          </w:p>
+        </w:tc>
+        <w:tc>
+          <w:tcPr>
+            <w:tcW w:w="1872" w:type="dxa"/>
+          </w:tcPr>
+          <w:p>
+            <w:r>
+              <w:t xml:space="preserve">2</w:t>
+            </w:r>
+          </w:p>
+        </w:tc>
+        <w:tc>
+          <w:tcPr>
+            <w:tcW w:w="1872" w:type="dxa"/>
+          </w:tcPr>
+          <w:p>
+            <w:r>
+              <w:t xml:space="preserve">2</w:t>
+            </w:r>
+          </w:p>
+        </w:tc>
+        <w:tc>
+          <w:tcPr>
+            <w:tcW w:w="1872" w:type="dxa"/>
+          </w:tcPr>
           <w:p>
             <w:r>
               <w:t xml:space="preserve">2</w:t>
@@ -749,7 +909,7 @@
     <w:p/>
     <w:p>
       <w:r>
-        <w:t xml:space="preserve">Минимум — в углах (2 ходов, 2 тупиков), максимум — в центре поля (2 ходов, 2 тупиков).</w:t>
+        <w:t xml:space="preserve">Из любой клетки доступно ровно 2 хода из 4 — доля ДАЛЬШЕ одинакова по всему полю.</w:t>
       </w:r>
     </w:p>
     <w:p>
@@ -797,6 +957,7 @@
     </w:p>
     <w:tbl>
       <w:tblPr>
+        <w:tblW w:w="0" w:type="auto"/>
         <w:tblBorders>
           <w:top w:val="single" w:sz="4" w:space="0" w:color="808080"/>
           <w:left w:val="single" w:sz="4" w:space="0" w:color="808080"/>
@@ -805,10 +966,18 @@
           <w:insideH w:val="single" w:sz="4" w:space="0" w:color="808080"/>
           <w:insideV w:val="single" w:sz="4" w:space="0" w:color="808080"/>
         </w:tblBorders>
+        <w:tblLayout w:type="autofit"/>
       </w:tblPr>
-      <w:tr>
-        <w:tc>
-          <w:tcPr/>
+      <w:tblGrid>
+        <w:gridCol w:w="3120"/>
+        <w:gridCol w:w="3120"/>
+        <w:gridCol w:w="3120"/>
+      </w:tblGrid>
+      <w:tr>
+        <w:tc>
+          <w:tcPr>
+            <w:tcW w:w="3120" w:type="dxa"/>
+          </w:tcPr>
           <w:p>
             <w:r>
               <w:t xml:space="preserve">№</w:t>
@@ -816,7 +985,9 @@
           </w:p>
         </w:tc>
         <w:tc>
-          <w:tcPr/>
+          <w:tcPr>
+            <w:tcW w:w="3120" w:type="dxa"/>
+          </w:tcPr>
           <w:p>
             <w:r>
               <w:t xml:space="preserve">Расстановка</w:t>
@@ -824,7 +995,9 @@
           </w:p>
         </w:tc>
         <w:tc>
-          <w:tcPr/>
+          <w:tcPr>
+            <w:tcW w:w="3120" w:type="dxa"/>
+          </w:tcPr>
           <w:p>
             <w:r>
               <w:t xml:space="preserve">Ходы</w:t>
@@ -834,7 +1007,9 @@
       </w:tr>
       <w:tr>
         <w:tc>
-          <w:tcPr/>
+          <w:tcPr>
+            <w:tcW w:w="3120" w:type="dxa"/>
+          </w:tcPr>
           <w:p>
             <w:r>
               <w:t xml:space="preserve">1</w:t>
@@ -842,7 +1017,9 @@
           </w:p>
         </w:tc>
         <w:tc>
-          <w:tcPr/>
+          <w:tcPr>
+            <w:tcW w:w="3120" w:type="dxa"/>
+          </w:tcPr>
           <w:p>
             <w:r>
               <w:t xml:space="preserve">старт 13; преграды: 22</w:t>
@@ -850,7 +1027,9 @@
           </w:p>
         </w:tc>
         <w:tc>
-          <w:tcPr/>
+          <w:tcPr>
+            <w:tcW w:w="3120" w:type="dxa"/>
+          </w:tcPr>
           <w:p>
             <w:r>
               <w:t xml:space="preserve">ВВ(Д) · ЛЛ(С) · ЛЛ(С) · ЛЛ(С) · НН(Д) · ПП(Д) · НН(С) · ВВ(Д) · НН(Д) · ВВ(Д) · ВВ(С) · ПП(С) · ПП(С) · ПП(С) · ЛЛ(Д) · НН(Д)</w:t>
@@ -860,15 +1039,19 @@
       </w:tr>
       <w:tr>
         <w:tc>
-          <w:tcPr/>
-          <w:p>
-            <w:r>
-              <w:t xml:space="preserve">2</w:t>
-            </w:r>
-          </w:p>
-        </w:tc>
-        <w:tc>
-          <w:tcPr/>
+          <w:tcPr>
+            <w:tcW w:w="3120" w:type="dxa"/>
+          </w:tcPr>
+          <w:p>
+            <w:r>
+              <w:t xml:space="preserve">2</w:t>
+            </w:r>
+          </w:p>
+        </w:tc>
+        <w:tc>
+          <w:tcPr>
+            <w:tcW w:w="3120" w:type="dxa"/>
+          </w:tcPr>
           <w:p>
             <w:r>
               <w:t xml:space="preserve">старт 42; преграды: 12</w:t>
@@ -876,7 +1059,9 @@
           </w:p>
         </w:tc>
         <w:tc>
-          <w:tcPr/>
+          <w:tcPr>
+            <w:tcW w:w="3120" w:type="dxa"/>
+          </w:tcPr>
           <w:p>
             <w:r>
               <w:t xml:space="preserve">ЛЛ(Д) · ВВ(С) · ВВ(С) · ЛЛ(С) · ВВ(С) · ПП(Д) · НН(Д) · ПП(С) · ЛЛ(Д) · НН(С) · НН(С) · ПП(Д) · ПП(С) · ВВ(Д) · НН(Д) · ЛЛ(Д)</w:t>
@@ -886,7 +1071,9 @@
       </w:tr>
       <w:tr>
         <w:tc>
-          <w:tcPr/>
+          <w:tcPr>
+            <w:tcW w:w="3120" w:type="dxa"/>
+          </w:tcPr>
           <w:p>
             <w:r>
               <w:t xml:space="preserve">3</w:t>
@@ -894,7 +1081,9 @@
           </w:p>
         </w:tc>
         <w:tc>
-          <w:tcPr/>
+          <w:tcPr>
+            <w:tcW w:w="3120" w:type="dxa"/>
+          </w:tcPr>
           <w:p>
             <w:r>
               <w:t xml:space="preserve">старт 24; преграды: 41</w:t>
@@ -902,7 +1091,9 @@
           </w:p>
         </w:tc>
         <w:tc>
-          <w:tcPr/>
+          <w:tcPr>
+            <w:tcW w:w="3120" w:type="dxa"/>
+          </w:tcPr>
           <w:p>
             <w:r>
               <w:t xml:space="preserve">НН(С) · ПП(Д) · ПП(С) · ВВ(Д) · ЛЛ(Д) · ПП(Д) · ВВ(С) · ЛЛ(Д) · ЛЛ(С) · НН(Д) · ЛЛ(С) · НН(С) · НН(С) · ПП(Д) · ВВ(Д) · ВВ(С)</w:t>
@@ -912,7 +1103,9 @@
       </w:tr>
       <w:tr>
         <w:tc>
-          <w:tcPr/>
+          <w:tcPr>
+            <w:tcW w:w="3120" w:type="dxa"/>
+          </w:tcPr>
           <w:p>
             <w:r>
               <w:t xml:space="preserve">4</w:t>
@@ -920,7 +1113,9 @@
           </w:p>
         </w:tc>
         <w:tc>
-          <w:tcPr/>
+          <w:tcPr>
+            <w:tcW w:w="3120" w:type="dxa"/>
+          </w:tcPr>
           <w:p>
             <w:r>
               <w:t xml:space="preserve">старт 43; преграды: 21</w:t>
@@ -928,7 +1123,9 @@
           </w:p>
         </w:tc>
         <w:tc>
-          <w:tcPr/>
+          <w:tcPr>
+            <w:tcW w:w="3120" w:type="dxa"/>
+          </w:tcPr>
           <w:p>
             <w:r>
               <w:t xml:space="preserve">ВВ(Д) · ЛЛ(С) · ЛЛ(С) · ПП(С) · НН(Д) · ЛЛ(Д) · ЛЛ(С) · ВВ(С) · ПП(Д) · НН(С) · ВВ(Д) · ПП(С) · НН(Д) · ПП(С) · ВВ(Д) · НН(Д)</w:t>
@@ -938,7 +1135,9 @@
       </w:tr>
       <w:tr>
         <w:tc>
-          <w:tcPr/>
+          <w:tcPr>
+            <w:tcW w:w="3120" w:type="dxa"/>
+          </w:tcPr>
           <w:p>
             <w:r>
               <w:t xml:space="preserve">5</w:t>
@@ -946,7 +1145,9 @@
           </w:p>
         </w:tc>
         <w:tc>
-          <w:tcPr/>
+          <w:tcPr>
+            <w:tcW w:w="3120" w:type="dxa"/>
+          </w:tcPr>
           <w:p>
             <w:r>
               <w:t xml:space="preserve">старт 13; преграды: 44</w:t>
@@ -954,7 +1155,9 @@
           </w:p>
         </w:tc>
         <w:tc>
-          <w:tcPr/>
+          <w:tcPr>
+            <w:tcW w:w="3120" w:type="dxa"/>
+          </w:tcPr>
           <w:p>
             <w:r>
               <w:t xml:space="preserve">НН(С) · ВВ(Д) · ВВ(С) · ЛЛ(С) · ВВ(С) · НН(Д) · ПП(Д) · ПП(С) · НН(С) · ПП(С) · ЛЛ(Д) · ПП(Д) · ВВ(Д) · НН(Д) · ЛЛ(Д) · ЛЛ(С)</w:t>
@@ -964,7 +1167,9 @@
       </w:tr>
       <w:tr>
         <w:tc>
-          <w:tcPr/>
+          <w:tcPr>
+            <w:tcW w:w="3120" w:type="dxa"/>
+          </w:tcPr>
           <w:p>
             <w:r>
               <w:t xml:space="preserve">6</w:t>
@@ -972,7 +1177,9 @@
           </w:p>
         </w:tc>
         <w:tc>
-          <w:tcPr/>
+          <w:tcPr>
+            <w:tcW w:w="3120" w:type="dxa"/>
+          </w:tcPr>
           <w:p>
             <w:r>
               <w:t xml:space="preserve">старт 32; преграды: 31</w:t>
@@ -980,7 +1187,9 @@
           </w:p>
         </w:tc>
         <w:tc>
-          <w:tcPr/>
+          <w:tcPr>
+            <w:tcW w:w="3120" w:type="dxa"/>
+          </w:tcPr>
           <w:p>
             <w:r>
               <w:t xml:space="preserve">ЛЛ(Д) · ВВ(С) · ПП(Д) · ВВ(С) · ПП(С) · НН(Д) · ПП(С) · ЛЛ(Д) · НН(С) · НН(С) · ВВ(Д) · ВВ(С) · НН(Д) · ЛЛ(С) · ПП(Д) · ЛЛ(Д)</w:t>
@@ -990,7 +1199,9 @@
       </w:tr>
       <w:tr>
         <w:tc>
-          <w:tcPr/>
+          <w:tcPr>
+            <w:tcW w:w="3120" w:type="dxa"/>
+          </w:tcPr>
           <w:p>
             <w:r>
               <w:t xml:space="preserve">7</w:t>
@@ -998,7 +1209,9 @@
           </w:p>
         </w:tc>
         <w:tc>
-          <w:tcPr/>
+          <w:tcPr>
+            <w:tcW w:w="3120" w:type="dxa"/>
+          </w:tcPr>
           <w:p>
             <w:r>
               <w:t xml:space="preserve">старт 31; преграды: 13</w:t>
@@ -1006,7 +1219,9 @@
           </w:p>
         </w:tc>
         <w:tc>
-          <w:tcPr/>
+          <w:tcPr>
+            <w:tcW w:w="3120" w:type="dxa"/>
+          </w:tcPr>
           <w:p>
             <w:r>
               <w:t xml:space="preserve">ПП(С) · ВВ(С) · НН(Д) · ЛЛ(С) · НН(С) · ВВ(Д) · ВВ(С) · ЛЛ(Д) · НН(С) · ПП(Д) · ПП(С) · ЛЛ(Д) · ЛЛ(С) · ПП(Д) · НН(Д) · ВВ(Д)</w:t>
@@ -1016,7 +1231,9 @@
       </w:tr>
       <w:tr>
         <w:tc>
-          <w:tcPr/>
+          <w:tcPr>
+            <w:tcW w:w="3120" w:type="dxa"/>
+          </w:tcPr>
           <w:p>
             <w:r>
               <w:t xml:space="preserve">8</w:t>
@@ -1024,7 +1241,9 @@
           </w:p>
         </w:tc>
         <w:tc>
-          <w:tcPr/>
+          <w:tcPr>
+            <w:tcW w:w="3120" w:type="dxa"/>
+          </w:tcPr>
           <w:p>
             <w:r>
               <w:t xml:space="preserve">старт 42; преграды: 24</w:t>
@@ -1032,7 +1251,9 @@
           </w:p>
         </w:tc>
         <w:tc>
-          <w:tcPr/>
+          <w:tcPr>
+            <w:tcW w:w="3120" w:type="dxa"/>
+          </w:tcPr>
           <w:p>
             <w:r>
               <w:t xml:space="preserve">ВВ(С) · ВВ(С) · НН(Д) · ВВ(Д) · НН(Д) · ВВ(Д) · ЛЛ(Д) · ЛЛ(С) · ЛЛ(С) · НН(С) · ПП(Д) · ЛЛ(Д) · НН(С) · ПП(Д) · ПП(С) · ПП(С)</w:t>
@@ -1042,7 +1263,9 @@
       </w:tr>
       <w:tr>
         <w:tc>
-          <w:tcPr/>
+          <w:tcPr>
+            <w:tcW w:w="3120" w:type="dxa"/>
+          </w:tcPr>
           <w:p>
             <w:r>
               <w:t xml:space="preserve">9</w:t>
@@ -1050,7 +1273,9 @@
           </w:p>
         </w:tc>
         <w:tc>
-          <w:tcPr/>
+          <w:tcPr>
+            <w:tcW w:w="3120" w:type="dxa"/>
+          </w:tcPr>
           <w:p>
             <w:r>
               <w:t xml:space="preserve">старт 34; преграды: 11</w:t>
@@ -1058,7 +1283,9 @@
           </w:p>
         </w:tc>
         <w:tc>
-          <w:tcPr/>
+          <w:tcPr>
+            <w:tcW w:w="3120" w:type="dxa"/>
+          </w:tcPr>
           <w:p>
             <w:r>
               <w:t xml:space="preserve">НН(С) · ЛЛ(Д) · ПП(Д) · ЛЛ(Д) · ЛЛ(С) · НН(С) · ВВ(Д) · ВВ(С) · ПП(Д) · НН(Д) · ПП(С) · НН(С) · ПП(С) · ЛЛ(Д) · ВВ(Д) · ВВ(С)</w:t>
@@ -1068,7 +1295,9 @@
       </w:tr>
       <w:tr>
         <w:tc>
-          <w:tcPr/>
+          <w:tcPr>
+            <w:tcW w:w="3120" w:type="dxa"/>
+          </w:tcPr>
           <w:p>
             <w:r>
               <w:t xml:space="preserve">10</w:t>
@@ -1076,7 +1305,9 @@
           </w:p>
         </w:tc>
         <w:tc>
-          <w:tcPr/>
+          <w:tcPr>
+            <w:tcW w:w="3120" w:type="dxa"/>
+          </w:tcPr>
           <w:p>
             <w:r>
               <w:t xml:space="preserve">старт 31; преграды: 21</w:t>
@@ -1084,7 +1315,9 @@
           </w:p>
         </w:tc>
         <w:tc>
-          <w:tcPr/>
+          <w:tcPr>
+            <w:tcW w:w="3120" w:type="dxa"/>
+          </w:tcPr>
           <w:p>
             <w:r>
               <w:t xml:space="preserve">НН(Д) · ПП(С) · ВВ(Д) · ЛЛ(Д) · ЛЛ(С) · ПП(Д) · НН(Д) · ПП(С) · НН(С) · ВВ(Д) · ПП(С) · ЛЛ(Д) · ВВ(С) · ВВ(С) · ЛЛ(С) · НН(Д)</w:t>
